--- a/output/参赛材料/本科组_Track1_第二队/Task03/Original/AI协作记录/Track01_Task03_第二队_檐下千秋_AI协作记录.docx
+++ b/output/参赛材料/本科组_Track1_第二队/Task03/Original/AI协作记录/Track01_Task03_第二队_檐下千秋_AI协作记录.docx
@@ -150,7 +150,7 @@
           <w:color w:val="000000"/>
           <w:sz w:val="24"/>
         </w:rPr>
-        <w:t>日期：2026年9月17日</w:t>
+        <w:t>日期：2026年9月30日</w:t>
       </w:r>
     </w:p>
     <w:p>
@@ -197,7 +197,7 @@
           <w:color w:val="000000"/>
           <w:sz w:val="24"/>
         </w:rPr>
-        <w:t>本记录属于上海商学院第二队、本科组交互赛道小游戏项目《檐下千秋》。完整记录由原项目文件与2026年9月17日本机导出构成。正式文档提供审阅索引、工作流和代表对话摘录；逐条完整可见对话为Original中的MD，工具调用与结果为同名JSONL。摘录不替代全文。</w:t>
+        <w:t>本记录属于上海商学院第二队、本科组交互赛道小游戏项目《檐下千秋》。完整记录由原项目文件与2026年9月30日更新的本机导出构成。正式文档提供审阅索引、工作流和代表对话摘录；逐条完整可见对话为Original中的MD，工具调用与结果为同名JSONL。摘录不替代全文。</w:t>
       </w:r>
     </w:p>
     <w:p>
@@ -339,7 +339,7 @@
           <w:color w:val="000000"/>
           <w:sz w:val="24"/>
         </w:rPr>
-        <w:t>会话标识：01a09e5e-eeb8-7133-b809-eb42cc7353a3。可见消息32条，导出事件301条。</w:t>
+        <w:t>会话标识：01a09e5e-eeb8-7133-b809-eb42cc7353a3。本次索引登记可见消息32条，导出事件301条。</w:t>
       </w:r>
     </w:p>
     <w:p>
@@ -399,7 +399,7 @@
           <w:color w:val="000000"/>
           <w:sz w:val="24"/>
         </w:rPr>
-        <w:t>会话标识：01a0a21a-efe9-7f31-b472-014ea265a1c9。可见消息15条，导出事件156条。</w:t>
+        <w:t>会话标识：01a0a21a-efe9-7f31-b472-014ea265a1c9。本次索引登记可见消息15条，导出事件156条。</w:t>
       </w:r>
     </w:p>
     <w:p>
@@ -635,7 +635,7 @@
           <w:color w:val="000000"/>
           <w:sz w:val="24"/>
         </w:rPr>
-        <w:t>檐下千秋-只读评审报告-2026-09-13.md: C:\Users\Admin\Documents\GitHub\檐下千秋-只读评审报告-2026-09-13.md</w:t>
+        <w:t>檐下千秋-只读评审报告-2026-09-13.md: &lt;USER_HOME&gt;\Documents\GitHub\檐下千秋-只读评审报告-2026-09-13.md</w:t>
       </w:r>
     </w:p>
     <w:p>
@@ -733,7 +733,7 @@
           <w:color w:val="000000"/>
           <w:sz w:val="24"/>
         </w:rPr>
-        <w:t>[下载《檐下千秋》v9 Windows x64 发行包](C:/Users/Admin/Documents/GitHub/BRICS-Skills-Competition/dist/檐下千秋-v9-Windows-x64-20260914.zip)</w:t>
+        <w:t>[下载《檐下千秋》v9 Windows x64 发行包](&lt;USER_HOME&gt;/Documents/GitHub/BRICS-Skills-Competition/dist/檐下千秋-v9-Windows-x64-20260914.zip)</w:t>
       </w:r>
     </w:p>
     <w:p>
@@ -929,7 +929,7 @@
           <w:color w:val="000000"/>
           <w:sz w:val="24"/>
         </w:rPr>
-        <w:t>[下载修复版 ZIP](C:/Users/Admin/Documents/GitHub/BRICS-Skills-Competition/dist/檐下千秋-v10-可玩性修复版-20260915.zip) · [完整测试记录](C:/Users/Admin/Documents/GitHub/BRICS-Skills-Competition/LLM-tmp/验证记录/2026-09-15-可玩性/README.md)</w:t>
+        <w:t>[下载修复版 ZIP](&lt;USER_HOME&gt;/Documents/GitHub/BRICS-Skills-Competition/dist/檐下千秋-v10-可玩性修复版-20260915.zip) · [完整测试记录](&lt;USER_HOME&gt;/Documents/GitHub/BRICS-Skills-Competition/LLM-tmp/验证记录/2026-09-15-可玩性/README.md)</w:t>
       </w:r>
     </w:p>
     <w:p>
@@ -1125,7 +1125,7 @@
           <w:color w:val="000000"/>
           <w:sz w:val="24"/>
         </w:rPr>
-        <w:t>C:\Users\Admin\Documents\GitHub\檐下千秋-只读评审报告-2026-09-13.md（385 行，已放在仓库外面，不污染项目）</w:t>
+        <w:t>&lt;USER_HOME&gt;\Documents\GitHub\檐下千秋-只读评审报告-2026-09-13.md（385 行，已放在仓库外面，不污染项目）</w:t>
       </w:r>
     </w:p>
     <w:p>
@@ -2053,7 +2053,7 @@
           <w:color w:val="000000"/>
           <w:sz w:val="24"/>
         </w:rPr>
-        <w:t>2. 作业账本在 C:\Users\Admin\.dsh\crew\jobs\repo-cleanup\state.json（在你的项目文件夹外面，只有一个小文件）。要我把它也删掉就说一声。</w:t>
+        <w:t>2. 作业账本在 &lt;USER_HOME&gt;\.dsh\crew\jobs\repo-cleanup\state.json（在你的项目文件夹外面，只有一个小文件）。要我把它也删掉就说一声。</w:t>
       </w:r>
     </w:p>
     <w:p>
@@ -2151,7 +2151,7 @@
           <w:color w:val="000000"/>
           <w:sz w:val="24"/>
         </w:rPr>
-        <w:t>共导出25个相关会话，其中Codex 20个、DeepSeek harness 5个，共358条用户与助手可见消息。机器可核验档案集中于Task03/Original/</w:t>
+        <w:t>截至2026年9月30日，共整理30个相关会话：Codex 25个、DeepSeek harness 5个。Codex的37个日志片段已按会话合并。完整档案、快照时间、消息数量和来源及导出SHA256见Task03/Original/AI协作记录/本机会话导出。原有文案会话、Kimi对话和生成截图继续保留。</w:t>
       </w:r>
       <w:r>
         <w:rPr>
@@ -2160,7 +2160,7 @@
           <w:color w:val="000000"/>
           <w:sz w:val="24"/>
         </w:rPr>
-        <w:t>AI</w:t>
+        <w:t/>
       </w:r>
       <w:r>
         <w:rPr>
@@ -2169,7 +2169,7 @@
           <w:color w:val="000000"/>
           <w:sz w:val="24"/>
         </w:rPr>
-        <w:t>协作记录/本机会话导出，Task01和Task02另提供指向索引。原项目已有的DeepSeek文案会话、Kimi对话和生成截图继续保留。</w:t>
+        <w:t/>
       </w:r>
     </w:p>
     <w:p>
@@ -2183,7 +2183,7 @@
           <w:color w:val="000000"/>
           <w:sz w:val="24"/>
         </w:rPr>
-        <w:t>按工作目录与内容筛选，排除无关咨询、空会话、审批审计和本次整理会话；DeepSeek优先读取v3并登记旧版文件名。档案记录会话ID、时间及来源/导出</w:t>
+        <w:t>按工作目录及内容筛选，排除无关咨询、空会话、审批审计、系统指令、内部推理和重复事件；本次整理会话已作为快照纳入。密钥与个人路径脱敏，二进制媒体只保留附件说明。长工具输出截断并登记完整脱敏文本哈希，规则见索引；缺失对话不补写。</w:t>
       </w:r>
       <w:r>
         <w:rPr>
@@ -2193,7 +2193,7 @@
           <w:sz w:val="24"/>
           <w:shd w:fill="D9EAF7"/>
         </w:rPr>
-        <w:t>SHA256</w:t>
+        <w:t/>
       </w:r>
       <w:r>
         <w:footnoteReference w:id="7"/>
@@ -2205,7 +2205,7 @@
           <w:color w:val="000000"/>
           <w:sz w:val="24"/>
         </w:rPr>
-        <w:t>，不含系统配置、插件推荐、内部推理和流式重复片段；密钥脱敏，原本缺失不补写。工作流为事后整理，摘录与全文均保留原对话含义。</w:t>
+        <w:t/>
       </w:r>
     </w:p>
     <w:sectPr>
